--- a/ДОКУМЕНТАЦИЯ.docx
+++ b/ДОКУМЕНТАЦИЯ.docx
@@ -848,21 +848,12 @@
           <w:szCs w:val="36"/>
         </w:rPr>
       </w:pPr>
-      <w:proofErr w:type="spellStart"/>
       <w:r>
         <w:rPr>
           <w:sz w:val="36"/>
           <w:szCs w:val="36"/>
         </w:rPr>
-        <w:t>Как</w:t>
-      </w:r>
-      <w:proofErr w:type="spellEnd"/>
-      <w:r>
-        <w:rPr>
-          <w:sz w:val="36"/>
-          <w:szCs w:val="36"/>
-        </w:rPr>
-        <w:t xml:space="preserve"> </w:t>
+        <w:t xml:space="preserve">Как </w:t>
       </w:r>
       <w:proofErr w:type="spellStart"/>
       <w:r>
@@ -1156,7 +1147,39 @@
           <w:sz w:val="28"/>
           <w:szCs w:val="28"/>
         </w:rPr>
-        <w:t xml:space="preserve"> тази страница.</w:t>
+        <w:t xml:space="preserve"> </w:t>
+      </w:r>
+      <w:proofErr w:type="spellStart"/>
+      <w:r>
+        <w:rPr>
+          <w:sz w:val="28"/>
+          <w:szCs w:val="28"/>
+        </w:rPr>
+        <w:t>тази</w:t>
+      </w:r>
+      <w:proofErr w:type="spellEnd"/>
+      <w:r>
+        <w:rPr>
+          <w:sz w:val="28"/>
+          <w:szCs w:val="28"/>
+        </w:rPr>
+        <w:t xml:space="preserve"> </w:t>
+      </w:r>
+      <w:proofErr w:type="spellStart"/>
+      <w:r>
+        <w:rPr>
+          <w:sz w:val="28"/>
+          <w:szCs w:val="28"/>
+        </w:rPr>
+        <w:t>страница</w:t>
+      </w:r>
+      <w:proofErr w:type="spellEnd"/>
+      <w:r>
+        <w:rPr>
+          <w:sz w:val="28"/>
+          <w:szCs w:val="28"/>
+        </w:rPr>
+        <w:t>.</w:t>
       </w:r>
     </w:p>
     <w:p>
@@ -1218,7 +1241,23 @@
           <w:sz w:val="28"/>
           <w:szCs w:val="28"/>
         </w:rPr>
-        <w:t xml:space="preserve"> – информация </w:t>
+        <w:t xml:space="preserve"> – </w:t>
+      </w:r>
+      <w:proofErr w:type="spellStart"/>
+      <w:r>
+        <w:rPr>
+          <w:sz w:val="28"/>
+          <w:szCs w:val="28"/>
+        </w:rPr>
+        <w:t>информация</w:t>
+      </w:r>
+      <w:proofErr w:type="spellEnd"/>
+      <w:r>
+        <w:rPr>
+          <w:sz w:val="28"/>
+          <w:szCs w:val="28"/>
+        </w:rPr>
+        <w:t xml:space="preserve"> </w:t>
       </w:r>
       <w:proofErr w:type="spellStart"/>
       <w:r>
@@ -1413,6 +1452,7 @@
           <w:szCs w:val="32"/>
         </w:rPr>
       </w:pPr>
+      <w:bookmarkStart w:id="0" w:name="_GoBack"/>
       <w:r>
         <w:rPr>
           <w:noProof/>
@@ -1422,9 +1462,9 @@
         </w:rPr>
         <w:drawing>
           <wp:inline distT="0" distB="0" distL="0" distR="0">
-            <wp:extent cx="5760720" cy="2865120"/>
+            <wp:extent cx="5760720" cy="2877185"/>
             <wp:effectExtent l="0" t="0" r="0" b="0"/>
-            <wp:docPr id="5" name="Картина 5"/>
+            <wp:docPr id="8" name="Картина 8"/>
             <wp:cNvGraphicFramePr>
               <a:graphicFrameLocks xmlns:a="http://schemas.openxmlformats.org/drawingml/2006/main" noChangeAspect="1"/>
             </wp:cNvGraphicFramePr>
@@ -1432,7 +1472,7 @@
               <a:graphicData uri="http://schemas.openxmlformats.org/drawingml/2006/picture">
                 <pic:pic xmlns:pic="http://schemas.openxmlformats.org/drawingml/2006/picture">
                   <pic:nvPicPr>
-                    <pic:cNvPr id="5" name="2.png"/>
+                    <pic:cNvPr id="8" name="7.png"/>
                     <pic:cNvPicPr/>
                   </pic:nvPicPr>
                   <pic:blipFill>
@@ -1450,7 +1490,7 @@
                   <pic:spPr>
                     <a:xfrm>
                       <a:off x="0" y="0"/>
-                      <a:ext cx="5760720" cy="2865120"/>
+                      <a:ext cx="5760720" cy="2877185"/>
                     </a:xfrm>
                     <a:prstGeom prst="rect">
                       <a:avLst/>
@@ -1462,6 +1502,7 @@
           </wp:inline>
         </w:drawing>
       </w:r>
+      <w:bookmarkEnd w:id="0"/>
     </w:p>
     <w:p>
       <w:pPr>
@@ -1627,10 +1668,7 @@
         <w:pStyle w:val="a3"/>
       </w:pPr>
       <w:r>
-        <w:t>Таблица с всички налични игри в сист</w:t>
-      </w:r>
-      <w:r>
-        <w:t>емата.</w:t>
+        <w:t>Таблица с всички налични игри в системата.</w:t>
       </w:r>
     </w:p>
     <w:p>
@@ -1700,14 +1738,12 @@
           <w:numId w:val="11"/>
         </w:numPr>
       </w:pPr>
-      <w:proofErr w:type="spellStart"/>
       <w:r>
         <w:rPr>
           <w:rStyle w:val="a4"/>
         </w:rPr>
         <w:t>Edit</w:t>
       </w:r>
-      <w:proofErr w:type="spellEnd"/>
     </w:p>
     <w:p>
       <w:pPr>
@@ -1810,10 +1846,7 @@
         <w:pStyle w:val="a3"/>
       </w:pPr>
       <w:r>
-        <w:t>Т</w:t>
-      </w:r>
-      <w:r>
-        <w:t>аблица с всички жанрове.</w:t>
+        <w:t>Таблица с всички жанрове.</w:t>
       </w:r>
     </w:p>
     <w:p>
@@ -2068,10 +2101,7 @@
         <w:pStyle w:val="a3"/>
       </w:pPr>
       <w:r>
-        <w:t>И бутони</w:t>
-      </w:r>
-      <w:r>
-        <w:t>:</w:t>
+        <w:t>И бутони:</w:t>
       </w:r>
     </w:p>
     <w:p>
@@ -2472,12 +2502,7 @@
         <w:pStyle w:val="a3"/>
       </w:pPr>
       <w:r>
-        <w:t>П</w:t>
-      </w:r>
-      <w:bookmarkStart w:id="0" w:name="_GoBack"/>
-      <w:bookmarkEnd w:id="0"/>
-      <w:r>
-        <w:t>роектът демонстрира реална работа на основните модули:</w:t>
+        <w:t>Проектът демонстрира реална работа на основните модули:</w:t>
       </w:r>
     </w:p>
     <w:p>
